--- a/reports/4_UI_UX_Design_DocMindX_AI_HI.docx
+++ b/reports/4_UI_UX_Design_DocMindX_AI_HI.docx
@@ -55,7 +55,7 @@
       <w:tr>
         <w:tc>
           <w:tcPr>
-            <w:tcW w:type="dxa" w:w="2160"/>
+            <w:tcW w:type="dxa" w:w="2016"/>
             <w:shd w:fill="F1F5F9"/>
           </w:tcPr>
           <w:p>
@@ -67,7 +67,7 @@
                 <w:rFonts w:ascii="Segoe UI" w:hAnsi="Segoe UI"/>
                 <w:b/>
                 <w:color w:val="0A2540"/>
-                <w:sz w:val="18"/>
+                <w:sz w:val="17"/>
               </w:rPr>
               <w:t>प्रोजेक्ट</w:t>
             </w:r>
@@ -75,7 +75,7 @@
         </w:tc>
         <w:tc>
           <w:tcPr>
-            <w:tcW w:type="dxa" w:w="2592"/>
+            <w:tcW w:type="dxa" w:w="3168"/>
             <w:shd w:fill="F8FAFC"/>
           </w:tcPr>
           <w:p>
@@ -86,15 +86,15 @@
               <w:rPr>
                 <w:rFonts w:ascii="Segoe UI" w:hAnsi="Segoe UI"/>
                 <w:color w:val="1E293B"/>
-                <w:sz w:val="18"/>
+                <w:sz w:val="17"/>
               </w:rPr>
-              <w:t>DocMindX AI v2.0</w:t>
+              <w:t>DocMindX AI v2.0 (क्लिनिकल इंटेलिजेंस)</w:t>
             </w:r>
           </w:p>
         </w:tc>
         <w:tc>
           <w:tcPr>
-            <w:tcW w:type="dxa" w:w="2160"/>
+            <w:tcW w:type="dxa" w:w="1872"/>
             <w:shd w:fill="F1F5F9"/>
           </w:tcPr>
           <w:p>
@@ -106,15 +106,15 @@
                 <w:rFonts w:ascii="Segoe UI" w:hAnsi="Segoe UI"/>
                 <w:b/>
                 <w:color w:val="0A2540"/>
-                <w:sz w:val="18"/>
+                <w:sz w:val="17"/>
               </w:rPr>
-              <w:t>लेखक / आर्किटेक्ट</w:t>
+              <w:t>स्थिति</w:t>
             </w:r>
           </w:p>
         </w:tc>
         <w:tc>
           <w:tcPr>
-            <w:tcW w:type="dxa" w:w="2448"/>
+            <w:tcW w:type="dxa" w:w="2304"/>
             <w:shd w:fill="F8FAFC"/>
           </w:tcPr>
           <w:p>
@@ -125,9 +125,9 @@
               <w:rPr>
                 <w:rFonts w:ascii="Segoe UI" w:hAnsi="Segoe UI"/>
                 <w:color w:val="1E293B"/>
-                <w:sz w:val="18"/>
+                <w:sz w:val="17"/>
               </w:rPr>
-              <w:t>Daksh Vasani</w:t>
+              <w:t>प्रोडक्शन सत्यापित (97.58% सटीकता)</w:t>
             </w:r>
           </w:p>
         </w:tc>
@@ -135,7 +135,7 @@
       <w:tr>
         <w:tc>
           <w:tcPr>
-            <w:tcW w:type="dxa" w:w="2160"/>
+            <w:tcW w:type="dxa" w:w="2016"/>
             <w:shd w:fill="F1F5F9"/>
           </w:tcPr>
           <w:p>
@@ -147,15 +147,15 @@
                 <w:rFonts w:ascii="Segoe UI" w:hAnsi="Segoe UI"/>
                 <w:b/>
                 <w:color w:val="0A2540"/>
-                <w:sz w:val="18"/>
+                <w:sz w:val="17"/>
               </w:rPr>
-              <w:t>ट्रैक</w:t>
+              <w:t>विद्यार्थी / शोधकर्ता</w:t>
             </w:r>
           </w:p>
         </w:tc>
         <w:tc>
           <w:tcPr>
-            <w:tcW w:type="dxa" w:w="2592"/>
+            <w:tcW w:type="dxa" w:w="3168"/>
             <w:shd w:fill="F8FAFC"/>
           </w:tcPr>
           <w:p>
@@ -166,15 +166,17 @@
               <w:rPr>
                 <w:rFonts w:ascii="Segoe UI" w:hAnsi="Segoe UI"/>
                 <w:color w:val="1E293B"/>
-                <w:sz w:val="18"/>
+                <w:sz w:val="17"/>
               </w:rPr>
-              <w:t>स्मार्ट हेल्थ एवं सप्लाई चेन</w:t>
+              <w:t>1. आकाश शाह   2. आलोक राणा</w:t>
+              <w:br/>
+              <w:t>3. वासणी दक्ष विठ्ठलभाई</w:t>
             </w:r>
           </w:p>
         </w:tc>
         <w:tc>
           <w:tcPr>
-            <w:tcW w:type="dxa" w:w="2160"/>
+            <w:tcW w:type="dxa" w:w="1872"/>
             <w:shd w:fill="F1F5F9"/>
           </w:tcPr>
           <w:p>
@@ -186,15 +188,15 @@
                 <w:rFonts w:ascii="Segoe UI" w:hAnsi="Segoe UI"/>
                 <w:b/>
                 <w:color w:val="0A2540"/>
-                <w:sz w:val="18"/>
+                <w:sz w:val="17"/>
               </w:rPr>
-              <w:t>स्थिति</w:t>
+              <w:t>संस्थान / विभाग</w:t>
             </w:r>
           </w:p>
         </w:tc>
         <w:tc>
           <w:tcPr>
-            <w:tcW w:type="dxa" w:w="2448"/>
+            <w:tcW w:type="dxa" w:w="2304"/>
             <w:shd w:fill="F8FAFC"/>
           </w:tcPr>
           <w:p>
@@ -205,9 +207,89 @@
               <w:rPr>
                 <w:rFonts w:ascii="Segoe UI" w:hAnsi="Segoe UI"/>
                 <w:color w:val="1E293B"/>
-                <w:sz w:val="18"/>
+                <w:sz w:val="17"/>
               </w:rPr>
-              <w:t>प्रोडक्शन रेडी / सत्यापित</w:t>
+              <w:t>SOCCA (M.Sc. D.S.)</w:t>
+            </w:r>
+          </w:p>
+        </w:tc>
+      </w:tr>
+      <w:tr>
+        <w:tc>
+          <w:tcPr>
+            <w:tcW w:type="dxa" w:w="2016"/>
+            <w:shd w:fill="F1F5F9"/>
+          </w:tcPr>
+          <w:p>
+            <w:pPr>
+              <w:spacing w:before="40" w:after="40"/>
+            </w:pPr>
+            <w:r>
+              <w:rPr>
+                <w:rFonts w:ascii="Segoe UI" w:hAnsi="Segoe UI"/>
+                <w:b/>
+                <w:color w:val="0A2540"/>
+                <w:sz w:val="17"/>
+              </w:rPr>
+              <w:t>प्रोजेक्ट मार्गदर्शक</w:t>
+            </w:r>
+          </w:p>
+        </w:tc>
+        <w:tc>
+          <w:tcPr>
+            <w:tcW w:type="dxa" w:w="3168"/>
+            <w:shd w:fill="F8FAFC"/>
+          </w:tcPr>
+          <w:p>
+            <w:pPr>
+              <w:spacing w:before="40" w:after="40"/>
+            </w:pPr>
+            <w:r>
+              <w:rPr>
+                <w:rFonts w:ascii="Segoe UI" w:hAnsi="Segoe UI"/>
+                <w:color w:val="1E293B"/>
+                <w:sz w:val="17"/>
+              </w:rPr>
+              <w:t>श्री केतन नकुम (Mr. Ketan Nakum)</w:t>
+            </w:r>
+          </w:p>
+        </w:tc>
+        <w:tc>
+          <w:tcPr>
+            <w:tcW w:type="dxa" w:w="1872"/>
+            <w:shd w:fill="F1F5F9"/>
+          </w:tcPr>
+          <w:p>
+            <w:pPr>
+              <w:spacing w:before="40" w:after="40"/>
+            </w:pPr>
+            <w:r>
+              <w:rPr>
+                <w:rFonts w:ascii="Segoe UI" w:hAnsi="Segoe UI"/>
+                <w:b/>
+                <w:color w:val="0A2540"/>
+                <w:sz w:val="17"/>
+              </w:rPr>
+              <w:t>विभाग</w:t>
+            </w:r>
+          </w:p>
+        </w:tc>
+        <w:tc>
+          <w:tcPr>
+            <w:tcW w:type="dxa" w:w="2304"/>
+            <w:shd w:fill="F8FAFC"/>
+          </w:tcPr>
+          <w:p>
+            <w:pPr>
+              <w:spacing w:before="40" w:after="40"/>
+            </w:pPr>
+            <w:r>
+              <w:rPr>
+                <w:rFonts w:ascii="Segoe UI" w:hAnsi="Segoe UI"/>
+                <w:color w:val="1E293B"/>
+                <w:sz w:val="17"/>
+              </w:rPr>
+              <w:t>SOCCA (M.Sc. D.S.)</w:t>
             </w:r>
           </w:p>
         </w:tc>
@@ -215,7 +297,7 @@
     </w:tbl>
     <w:p>
       <w:pPr>
-        <w:spacing w:before="240" w:after="160"/>
+        <w:spacing w:before="200" w:after="160"/>
       </w:pPr>
     </w:p>
     <w:p>
@@ -1153,7 +1235,7 @@
           <w:color w:val="0077B6"/>
           <w:sz w:val="25"/>
         </w:rPr>
-        <w:t>3.1 पैनल 1: AI स्वास्थ्य व लक्षण विश्लेषक का वायरफ्रेम</w:t>
+        <w:t>3.1 पैनल 1: AI स्वास्थ्य व लक्षण विश्लेषक वायरफ्रेम</w:t>
       </w:r>
     </w:p>
     <w:tbl>
@@ -1190,29 +1272,45 @@
               </w:rPr>
               <w:t>┌─────────────────────────────────────┬──────────────────────────────────────────┐</w:t>
               <w:br/>
-              <w:t>│ बायाँ भाग: मरीज इनपुट व लक्षण        │ दायाँ भाग: क्लिनिकल ट्राइएज परिणाम       │</w:t>
+              <w:t>│ बायाँ भाग: मरीज इनटेक व डेमोग्राफिक्स │ दायाँ भाग: क्लिनिकल ट्राइएज परिणाम       │</w:t>
               <w:br/>
               <w:t>├─────────────────────────────────────┼──────────────────────────────────────────┤</w:t>
               <w:br/>
-              <w:t>│ • उम्र एवं लिंग चयन                 │ 🚨 आपातकालीन रेड फ्लैग बैनर (यदि गंभीर)  │</w:t>
+              <w:t>│ • फैमिली प्रोफाइल: [दक्ष (Self) ▼]  │ 🚨 आपातकालीन रेड फ्लैग बैनर (यदि गंभीर)  │</w:t>
               <w:br/>
-              <w:t>│ • बीमारी की अवधि (दिन / सप्ताह)      │   [108 एम्बुलेंस कॉल] [निकटतम ICU मैप]   │</w:t>
+              <w:t>│   (उम्र, लिंग, ब्लड ग्रुप स्वतः भरें)│   [108 एम्बुलेंस कॉल] [निकटतम ICU मैप]   │</w:t>
               <w:br/>
-              <w:t>│ • लक्षण लिखने का इनपुट बॉक्स        │ ──────────────────────────────────────── │</w:t>
+              <w:t>│ • डेमोग्राफिक्स:                    │ ──────────────────────────────────────── │</w:t>
               <w:br/>
-              <w:t>│ • [🎙️ वॉयस माइक इनपुट बटन]          │ 🩺 संभावित रोग कार्ड (Top-3 डिफरेंशियल)   │</w:t>
+              <w:t>│   उम्र: 24 | लिंग: पुरुष | राज्य: GJ│ 🩺 संभावित रोग कार्ड (Top-3 डिफरेंशियल)   │</w:t>
               <w:br/>
-              <w:t>│ • पहचाने गए लक्षण चिप्स (Tags)       │   1. रोग का नाम (ICD-11 कोड) - 84% मैच   │</w:t>
+              <w:t>│   ऊंचाई: 175cm | वजन: 70kg | Blood: O+│   1. वायरल डेंगू फीवर (ICD-11: 1D20)     │</w:t>
               <w:br/>
-              <w:t>│ • पूर्व बीमारी व वर्तमान दवाएं       │   2. द्वितीय संभावित बीमारी - 12%        │</w:t>
+              <w:t>│ • बीमारी अवधि: [आज] [1-3द] [4-7द] &gt;2ह│   सटीकता: 94.2% (Top-3: 97.58%)          │</w:t>
               <w:br/>
-              <w:t>│ • [क्लिनिकल जांच शुरू करें बटन]     │ ──────────────────────────────────────── │</w:t>
+              <w:t>│ • लक्षण इनपुट माध्यम:                │ ──────────────────────────────────────── │</w:t>
               <w:br/>
-              <w:t>│                                     │ 🥗 ICMR-NIN आहार एवं परहेज परामर्श       │</w:t>
+              <w:t>│   [🎙️ बोलकर (Whisper ASR)]          │ 💊 सत्यापित OTC दवाएं (OpenFDA गेट)      │</w:t>
               <w:br/>
-              <w:t>│                                     │ 💊 सत्यापित दवा विवरण व पैकेजिंग (FDA)   │</w:t>
+              <w:t>│   [✏️ लिखकर (हिंदी/गुजराती/अंग्रेजी)]│   • पैरासिटामोल 650mg | सत्यापित खुराक   │</w:t>
               <w:br/>
-              <w:t>│                                     │ 🗺️ निकटतम सरकारी व निजी अस्पताल रडार    │</w:t>
+              <w:t>│   [📷 बीमारी का फोटो अपलोड करें]     │ ──────────────────────────────────────── │</w:t>
+              <w:br/>
+              <w:t>│ • पुरानी बीमारियां व वर्तमान दवाएं   │ 🥗 ICMR-NIN आहार व परहेज गाइड            │</w:t>
+              <w:br/>
+              <w:t>│ • [क्लिनिकल जांच शुरू करें बटन]     │   • क्या खाएं: ORS, पपीता, नारियल पानी   │</w:t>
+              <w:br/>
+              <w:t>│                                     │   • क्या न खाएं: तला-भुना, तीखा, शराब    │</w:t>
+              <w:br/>
+              <w:t>│                                     │ ──────────────────────────────────────── │</w:t>
+              <w:br/>
+              <w:t>│                                     │ 🧘 स्वास्थ्य योग व फिजियोथेरेपी आसन      │</w:t>
+              <w:br/>
+              <w:t>│                                     │   • शवासन एवं नाड़ी शोधन प्राणायाम       │</w:t>
+              <w:br/>
+              <w:t>│                                     │ 🔬 बीमारी का मूल कारण (Etiology)         │</w:t>
+              <w:br/>
+              <w:t>│                                     │   • एडीज मच्छर जनित फ्लेविवायरस संक्रमण  │</w:t>
               <w:br/>
               <w:t>└─────────────────────────────────────┴──────────────────────────────────────────┘</w:t>
             </w:r>
@@ -1237,7 +1335,245 @@
           <w:color w:val="0077B6"/>
           <w:sz w:val="25"/>
         </w:rPr>
-        <w:t>3.2 पैनल 5: राष्ट्रीय स्वास्थ्य कमान केंद्र वायरफ्रेम (ट्रैक 03)</w:t>
+        <w:t>3.2 पैनल 2: मेडिकल रिपोर्ट व पर्ची स्कैनर वायरफ्रेम</w:t>
+      </w:r>
+    </w:p>
+    <w:tbl>
+      <w:tblPr>
+        <w:tblW w:type="auto" w:w="0"/>
+        <w:jc w:val="center"/>
+        <w:tblLook w:firstColumn="1" w:firstRow="1" w:lastColumn="0" w:lastRow="0" w:noHBand="0" w:noVBand="1" w:val="04A0"/>
+      </w:tblPr>
+      <w:tblGrid>
+        <w:gridCol w:w="9360"/>
+      </w:tblGrid>
+      <w:tr>
+        <w:tc>
+          <w:tcPr>
+            <w:tcW w:type="dxa" w:w="9360"/>
+            <w:shd w:fill="F8FAFC"/>
+            <w:tcBorders>
+              <w:top w:val="single" w:sz="6" w:space="0" w:color="CBD5E1"/>
+              <w:left w:val="single" w:sz="12" w:space="0" w:color="0077B6"/>
+              <w:bottom w:val="single" w:sz="6" w:space="0" w:color="CBD5E1"/>
+              <w:right w:val="single" w:sz="6" w:space="0" w:color="CBD5E1"/>
+            </w:tcBorders>
+          </w:tcPr>
+          <w:p>
+            <w:pPr>
+              <w:spacing w:before="80" w:after="80"/>
+              <w:ind w:left="144"/>
+            </w:pPr>
+            <w:r>
+              <w:rPr>
+                <w:rFonts w:ascii="Consolas" w:hAnsi="Consolas"/>
+                <w:color w:val="1E293B"/>
+                <w:sz w:val="17"/>
+              </w:rPr>
+              <w:t>┌────────────────────────────────────────────────────────────────────────────────────────┐</w:t>
+              <w:br/>
+              <w:t>│ [📁 डॉक्टर की पर्ची या लैब/एक्स-रे रिपोर्ट ड्रैग व ड्रॉप करें (PNG, JPG, PDF)]         │</w:t>
+              <w:br/>
+              <w:t>├─────────────────────────────────────┬──────────────────────────────────────────────────┤</w:t>
+              <w:br/>
+              <w:t>│ इमेज प्रीव्यू (अपलोड किया गया दस्तावेज)│ निकाले गए परिणाम व सरल भाषा में व्याख्या:        │</w:t>
+              <w:br/>
+              <w:t>│                                     │ [1. दवा पर्ची] [2. ब्लड CBC/LFT] [3. सलाह]       │</w:t>
+              <w:br/>
+              <w:t>│ • हाई-रिज़ॉल्यूशन इमेज कैनवास       │ • पैरासिटामोल 650mg | 1 गोली दिन में 3 बार       │</w:t>
+              <w:br/>
+              <w:t>│ • कंट्रास्ट व ज़ूम टॉगल             │ • एम्पीसिलीन 500mg  | 1 कैप्सूल सुबह-शाम         │</w:t>
+              <w:br/>
+              <w:t>│                                     │ ──────────────────────────────────────────────── │</w:t>
+              <w:br/>
+              <w:t>│                                     │ 🔬 बायोकेमिकल लैब टेस्ट व्याख्या:                │</w:t>
+              <w:br/>
+              <w:t>│                                     │ • प्लेटलेट काउंट: 85,000 /uL (कम - थ्रोम्बोसाइटो)│</w:t>
+              <w:br/>
+              <w:t>│                                     │ • इसका आसान भाषा में क्या अर्थ है (घबराएं नहीं)  │</w:t>
+              <w:br/>
+              <w:t>│                                     │ • संभावित कारण एवं आवश्यक कदम                    │</w:t>
+              <w:br/>
+              <w:t>└─────────────────────────────────────┴──────────────────────────────────────────────────┘</w:t>
+            </w:r>
+          </w:p>
+        </w:tc>
+      </w:tr>
+    </w:tbl>
+    <w:p>
+      <w:pPr>
+        <w:spacing w:before="80" w:after="80"/>
+      </w:pPr>
+    </w:p>
+    <w:p>
+      <w:pPr>
+        <w:keepNext/>
+        <w:spacing w:before="240" w:after="80"/>
+      </w:pPr>
+      <w:r>
+        <w:rPr>
+          <w:rFonts w:ascii="Segoe UI" w:hAnsi="Segoe UI"/>
+          <w:b/>
+          <w:color w:val="0077B6"/>
+          <w:sz w:val="25"/>
+        </w:rPr>
+        <w:t>3.3 पैनल 3: निकटतम स्वास्थ्य केंद्र रडार (1-25 किमी स्लाइडर)</w:t>
+      </w:r>
+    </w:p>
+    <w:tbl>
+      <w:tblPr>
+        <w:tblW w:type="auto" w:w="0"/>
+        <w:jc w:val="center"/>
+        <w:tblLook w:firstColumn="1" w:firstRow="1" w:lastColumn="0" w:lastRow="0" w:noHBand="0" w:noVBand="1" w:val="04A0"/>
+      </w:tblPr>
+      <w:tblGrid>
+        <w:gridCol w:w="9360"/>
+      </w:tblGrid>
+      <w:tr>
+        <w:tc>
+          <w:tcPr>
+            <w:tcW w:type="dxa" w:w="9360"/>
+            <w:shd w:fill="F8FAFC"/>
+            <w:tcBorders>
+              <w:top w:val="single" w:sz="6" w:space="0" w:color="CBD5E1"/>
+              <w:left w:val="single" w:sz="12" w:space="0" w:color="0077B6"/>
+              <w:bottom w:val="single" w:sz="6" w:space="0" w:color="CBD5E1"/>
+              <w:right w:val="single" w:sz="6" w:space="0" w:color="CBD5E1"/>
+            </w:tcBorders>
+          </w:tcPr>
+          <w:p>
+            <w:pPr>
+              <w:spacing w:before="80" w:after="80"/>
+              <w:ind w:left="144"/>
+            </w:pPr>
+            <w:r>
+              <w:rPr>
+                <w:rFonts w:ascii="Consolas" w:hAnsi="Consolas"/>
+                <w:color w:val="1E293B"/>
+                <w:sz w:val="17"/>
+              </w:rPr>
+              <w:t>┌────────────────────────────────────────────────────────────────────────────────────────┐</w:t>
+              <w:br/>
+              <w:t>│ निकटतम स्वास्थ्य केंद्र रडार — OPENSTREETMAP OVERPASS लाइव मैपिंग                      │</w:t>
+              <w:br/>
+              <w:t>├────────────────────────────────────────────────────────────────────────────────────────┤</w:t>
+              <w:br/>
+              <w:t>│ दायरा स्लाइडर: [────●────────────] 10 किमी (सीमा: 1 से 25 किमी)                        │</w:t>
+              <w:br/>
+              <w:t>│ श्रेणी चयन: [x] 24/7 आपातकालीन अस्पताल  [x] क्लीनिक  [x] मेडिकल स्टोर  [x] ब्लड बैंक   │</w:t>
+              <w:br/>
+              <w:t>├───────────────────────────────────────┬────────────────────────────────────────────────┤</w:t>
+              <w:br/>
+              <w:t>│ इंटरैक्टिव Folium रडार नक्शा          │ दूरी अनुसार स्वास्थ्य केंद्र सूची:              │</w:t>
+              <w:br/>
+              <w:t>│ • लाल पिन: 24/7 आपातकालीन अस्पताल     │ 1. सिविल अस्पताल सूरत (24/7 Emergency &amp; ICU)   │</w:t>
+              <w:br/>
+              <w:t>│ • नीला पिन: स्पेशलिस्ट क्लीनिक         │    दूरी: 2.4 किमी | सीधा नेविगेशन रास्ता       │</w:t>
+              <w:br/>
+              <w:t>│ • हरा पिन: 24/7 मेडिकल स्टोर / केमिस्ट│ 2. अपोलो फार्मेसी (24 घंटे खुली दवा दुकान)     │</w:t>
+              <w:br/>
+              <w:t>│ • नीला गोल मार्कर: मरीज का स्थान      │    दूरी: 0.8 किमी | अभी खुला है                │</w:t>
+              <w:br/>
+              <w:t>└───────────────────────────────────────┴────────────────────────────────────────────────┘</w:t>
+            </w:r>
+          </w:p>
+        </w:tc>
+      </w:tr>
+    </w:tbl>
+    <w:p>
+      <w:pPr>
+        <w:spacing w:before="80" w:after="80"/>
+      </w:pPr>
+    </w:p>
+    <w:p>
+      <w:pPr>
+        <w:keepNext/>
+        <w:spacing w:before="240" w:after="80"/>
+      </w:pPr>
+      <w:r>
+        <w:rPr>
+          <w:rFonts w:ascii="Segoe UI" w:hAnsi="Segoe UI"/>
+          <w:b/>
+          <w:color w:val="0077B6"/>
+          <w:sz w:val="25"/>
+        </w:rPr>
+        <w:t>3.4 पैनल 4: स्वास्थ्य रिकॉर्ड वॉल्ट व पारिवारिक प्रोफाइल</w:t>
+      </w:r>
+    </w:p>
+    <w:tbl>
+      <w:tblPr>
+        <w:tblW w:type="auto" w:w="0"/>
+        <w:jc w:val="center"/>
+        <w:tblLook w:firstColumn="1" w:firstRow="1" w:lastColumn="0" w:lastRow="0" w:noHBand="0" w:noVBand="1" w:val="04A0"/>
+      </w:tblPr>
+      <w:tblGrid>
+        <w:gridCol w:w="9360"/>
+      </w:tblGrid>
+      <w:tr>
+        <w:tc>
+          <w:tcPr>
+            <w:tcW w:type="dxa" w:w="9360"/>
+            <w:shd w:fill="F8FAFC"/>
+            <w:tcBorders>
+              <w:top w:val="single" w:sz="6" w:space="0" w:color="CBD5E1"/>
+              <w:left w:val="single" w:sz="12" w:space="0" w:color="0077B6"/>
+              <w:bottom w:val="single" w:sz="6" w:space="0" w:color="CBD5E1"/>
+              <w:right w:val="single" w:sz="6" w:space="0" w:color="CBD5E1"/>
+            </w:tcBorders>
+          </w:tcPr>
+          <w:p>
+            <w:pPr>
+              <w:spacing w:before="80" w:after="80"/>
+              <w:ind w:left="144"/>
+            </w:pPr>
+            <w:r>
+              <w:rPr>
+                <w:rFonts w:ascii="Consolas" w:hAnsi="Consolas"/>
+                <w:color w:val="1E293B"/>
+                <w:sz w:val="17"/>
+              </w:rPr>
+              <w:t>┌────────────────────────────────────────────────────────────────────────────────────────┐</w:t>
+              <w:br/>
+              <w:t>│ मरीज स्वास्थ्य रिकॉर्ड वॉल्ट व परामर्श इतिहास                                          │</w:t>
+              <w:br/>
+              <w:t>├───────────────────┬───────────────────┬───────────────────┬────────────────────────────┤</w:t>
+              <w:br/>
+              <w:t>│ सदस्य: दक्ष (24)  │ कुल टेस्ट: 12     │ पुरानी जांचें: 8  │ सक्रिय आहार प्लान: 2       │</w:t>
+              <w:br/>
+              <w:t>├───────────────────┴───────────────────┴───────────────────┴────────────────────────────┤</w:t>
+              <w:br/>
+              <w:t>│ [1. लैब टेस्ट व पर्चियां]  [2. पुरानी ट्राइएज जांचें]  [3. सक्रिय डाइट व योगासन चार्ट] │</w:t>
+              <w:br/>
+              <w:t>│ • CBC ब्लड पैनल (2026-10-18) — एनीमिया चेतावनी ────── [विवरण देखें] [PDF डाउनलोड करें] │</w:t>
+              <w:br/>
+              <w:t>│ • ब्रोंकाइटिस जांच (2026-09-12) ───────────────────── [दवाएं देखें] [FDA विवरण]        │</w:t>
+              <w:br/>
+              <w:t>│ • [➕ नया परिवार सदस्य जोड़ें] ────────────────────── (उम्र, लिंग, ऊंचाई, वजन, ब्लड)  │</w:t>
+              <w:br/>
+              <w:t>└────────────────────────────────────────────────────────────────────────────────────────┘</w:t>
+            </w:r>
+          </w:p>
+        </w:tc>
+      </w:tr>
+    </w:tbl>
+    <w:p>
+      <w:pPr>
+        <w:spacing w:before="80" w:after="80"/>
+      </w:pPr>
+    </w:p>
+    <w:p>
+      <w:pPr>
+        <w:keepNext/>
+        <w:spacing w:before="240" w:after="80"/>
+      </w:pPr>
+      <w:r>
+        <w:rPr>
+          <w:rFonts w:ascii="Segoe UI" w:hAnsi="Segoe UI"/>
+          <w:b/>
+          <w:color w:val="0077B6"/>
+          <w:sz w:val="25"/>
+        </w:rPr>
+        <w:t>3.5 पैनल 5: राष्ट्रीय स्वास्थ्य कमान केंद्र वायरफ्रेम (केवल एडमिन हेतु)</w:t>
       </w:r>
     </w:p>
     <w:tbl>
@@ -1482,7 +1818,7 @@
         <w:color w:val="64748B"/>
         <w:sz w:val="16"/>
       </w:rPr>
-      <w:t>DocMindX AI Platform | Enterprise Clinical Health Intelligence | Confidential &amp; Proprietary</w:t>
+      <w:t>DocMindX AI Platform | SOCCA (M.Sc. D.S.) | Mentor: Mr. Ketan Nakum | Production Verified</w:t>
     </w:r>
   </w:p>
 </w:ftr>
